--- a/assets/downloads/simulation-27/personnel-equipment-and-moulage.docx
+++ b/assets/downloads/simulation-27/personnel-equipment-and-moulage.docx
@@ -1,6 +1,6 @@
 
 <file path=word/document.xml><?xml version="1.0" encoding="utf-8"?>
-<w:document xmlns:wpc="http://schemas.microsoft.com/office/word/2010/wordprocessingCanvas" xmlns:cx="http://schemas.microsoft.com/office/drawing/2014/chartex" xmlns:cx1="http://schemas.microsoft.com/office/drawing/2015/9/8/chartex" xmlns:cx2="http://schemas.microsoft.com/office/drawing/2015/10/21/chartex" xmlns:cx3="http://schemas.microsoft.com/office/drawing/2016/5/9/chartex" xmlns:cx4="http://schemas.microsoft.com/office/drawing/2016/5/10/chartex" xmlns:cx5="http://schemas.microsoft.com/office/drawing/2016/5/11/chartex" xmlns:cx6="http://schemas.microsoft.com/office/drawing/2016/5/12/chartex" xmlns:cx7="http://schemas.microsoft.com/office/drawing/2016/5/13/chartex" xmlns:cx8="http://schemas.microsoft.com/office/drawing/2016/5/14/chartex" xmlns:mc="http://schemas.openxmlformats.org/markup-compatibility/2006" xmlns:aink="http://schemas.microsoft.com/office/drawing/2016/ink" xmlns:am3d="http://schemas.microsoft.com/office/drawing/2017/model3d" xmlns:o="urn:schemas-microsoft-com:office:office" xmlns:oel="http://schemas.microsoft.com/office/2019/extlst" xmlns:r="http://schemas.openxmlformats.org/officeDocument/2006/relationships" xmlns:m="http://schemas.openxmlformats.org/officeDocument/2006/math" xmlns:v="urn:schemas-microsoft-com:vml" xmlns:wp14="http://schemas.microsoft.com/office/word/2010/wordprocessingDrawing" xmlns:wp="http://schemas.openxmlformats.org/drawingml/2006/wordprocessingDrawing" xmlns:w10="urn:schemas-microsoft-com:office:word" xmlns:w="http://schemas.openxmlformats.org/wordprocessingml/2006/main" xmlns:w14="http://schemas.microsoft.com/office/word/2010/wordml" xmlns:w15="http://schemas.microsoft.com/office/word/2012/wordml" xmlns:w16cei="http://schemas.microsoft.com/office/word/2026/wordml/cei" xmlns:w16cex="http://schemas.microsoft.com/office/word/2018/wordml/cex" xmlns:w16cid="http://schemas.microsoft.com/office/word/2016/wordml/cid" xmlns:w16="http://schemas.microsoft.com/office/word/2018/wordml" xmlns:w16du="http://schemas.microsoft.com/office/word/2023/wordml/word16du" xmlns:w16sdtdh="http://schemas.microsoft.com/office/word/2020/wordml/sdtdatahash" xmlns:w16sdtfl="http://schemas.microsoft.com/office/word/2024/wordml/sdtformatlock" xmlns:w16se="http://schemas.microsoft.com/office/word/2015/wordml/symex" xmlns:wpg="http://schemas.microsoft.com/office/word/2010/wordprocessingGroup" xmlns:wpi="http://schemas.microsoft.com/office/word/2010/wordprocessingInk" xmlns:wne="http://schemas.microsoft.com/office/word/2006/wordml" xmlns:wps="http://schemas.microsoft.com/office/word/2010/wordprocessingShape" mc:Ignorable="w14 w15 w16se w16cid w16 w16cex w16sdtdh w16sdtfl w16du wp14">
+<w:document xmlns:wpc="http://schemas.microsoft.com/office/word/2010/wordprocessingCanvas" xmlns:cx="http://schemas.microsoft.com/office/drawing/2014/chartex" xmlns:cx1="http://schemas.microsoft.com/office/drawing/2015/9/8/chartex" xmlns:cx2="http://schemas.microsoft.com/office/drawing/2015/10/21/chartex" xmlns:cx3="http://schemas.microsoft.com/office/drawing/2016/5/9/chartex" xmlns:cx4="http://schemas.microsoft.com/office/drawing/2016/5/10/chartex" xmlns:cx5="http://schemas.microsoft.com/office/drawing/2016/5/11/chartex" xmlns:cx6="http://schemas.microsoft.com/office/drawing/2016/5/12/chartex" xmlns:cx7="http://schemas.microsoft.com/office/drawing/2016/5/13/chartex" xmlns:cx8="http://schemas.microsoft.com/office/drawing/2016/5/14/chartex" xmlns:mc="http://schemas.openxmlformats.org/markup-compatibility/2006" xmlns:aink="http://schemas.microsoft.com/office/drawing/2016/ink" xmlns:am3d="http://schemas.microsoft.com/office/drawing/2017/model3d" xmlns:o="urn:schemas-microsoft-com:office:office" xmlns:oel="http://schemas.microsoft.com/office/2019/extlst" xmlns:r="http://schemas.openxmlformats.org/officeDocument/2006/relationships" xmlns:m="http://schemas.openxmlformats.org/officeDocument/2006/math" xmlns:v="urn:schemas-microsoft-com:vml" xmlns:wp14="http://schemas.microsoft.com/office/word/2010/wordprocessingDrawing" xmlns:wp="http://schemas.openxmlformats.org/drawingml/2006/wordprocessingDrawing" xmlns:w10="urn:schemas-microsoft-com:office:word" xmlns:w="http://schemas.openxmlformats.org/wordprocessingml/2006/main" xmlns:w14="http://schemas.microsoft.com/office/word/2010/wordml" xmlns:w15="http://schemas.microsoft.com/office/word/2012/wordml" xmlns:w16cex="http://schemas.microsoft.com/office/word/2018/wordml/cex" xmlns:w16cid="http://schemas.microsoft.com/office/word/2016/wordml/cid" xmlns:w16="http://schemas.microsoft.com/office/word/2018/wordml" xmlns:w16du="http://schemas.microsoft.com/office/word/2023/wordml/word16du" xmlns:w16sdtdh="http://schemas.microsoft.com/office/word/2020/wordml/sdtdatahash" xmlns:w16sdtfl="http://schemas.microsoft.com/office/word/2024/wordml/sdtformatlock" xmlns:w16se="http://schemas.microsoft.com/office/word/2015/wordml/symex" xmlns:wpg="http://schemas.microsoft.com/office/word/2010/wordprocessingGroup" xmlns:wpi="http://schemas.microsoft.com/office/word/2010/wordprocessingInk" xmlns:wne="http://schemas.microsoft.com/office/word/2006/wordml" xmlns:wps="http://schemas.microsoft.com/office/word/2010/wordprocessingShape" mc:Ignorable="w14 w15 w16se w16cid w16 w16cex w16sdtdh w16sdtfl w16du wp14">
   <w:body>
     <w:p>
       <w:pPr>
@@ -17,17 +17,6 @@
         <w:rPr>
           <w:rFonts w:ascii="Aptos" w:eastAsia="Aptos" w:hAnsi="Aptos" w:cs="Aptos"/>
           <w:color w:val="000000"/>
-          <w:sz w:val="40"/>
-          <w:szCs w:val="40"/>
-        </w:rPr>
-        <w:t/>
-      </w:r>
-      <w:r>
-        <w:rPr>
-          <w:rFonts w:ascii="Aptos" w:eastAsia="Aptos" w:hAnsi="Aptos" w:cs="Aptos"/>
-          <w:color w:val="000000"/>
-          <w:sz w:val="40"/>
-          <w:szCs w:val="40"/>
         </w:rPr>
         <w:t>Personnel, Equipment, and Moulage</w:t>
       </w:r>
@@ -37,6 +26,8 @@
         <w:spacing w:after="0" w:line="480" w:lineRule="auto"/>
         <w:rPr>
           <w:rFonts w:ascii="Times New Roman" w:hAnsi="Times New Roman" w:cs="Times New Roman"/>
+          <w:b/>
+          <w:bCs/>
           <w:color w:val="000000"/>
           <w:sz w:val="24"/>
           <w:szCs w:val="24"/>
@@ -44,7 +35,8 @@
       </w:pPr>
       <w:r>
         <w:rPr>
-          <w:rFonts w:ascii="Aptos" w:hAnsi="Aptos" w:cs="Aptos" w:eastAsia="Aptos"/>
+          <w:b/>
+          <w:bCs/>
           <w:color w:val="000000"/>
           <w:sz w:val="24"/>
           <w:szCs w:val="24"/>
@@ -64,7 +56,6 @@
       </w:pPr>
       <w:r>
         <w:rPr>
-          <w:rFonts w:ascii="Aptos" w:hAnsi="Aptos" w:cs="Aptos" w:eastAsia="Aptos"/>
           <w:color w:val="000000"/>
           <w:sz w:val="24"/>
           <w:szCs w:val="24"/>
@@ -73,7 +64,6 @@
       </w:r>
       <w:r>
         <w:rPr>
-          <w:rFonts w:ascii="Aptos" w:hAnsi="Aptos" w:cs="Aptos" w:eastAsia="Aptos"/>
           <w:color w:val="000000"/>
           <w:sz w:val="24"/>
           <w:szCs w:val="24"/>
@@ -82,7 +72,6 @@
       </w:r>
       <w:r>
         <w:rPr>
-          <w:rFonts w:ascii="Aptos" w:hAnsi="Aptos" w:cs="Aptos" w:eastAsia="Aptos"/>
           <w:color w:val="000000"/>
           <w:sz w:val="24"/>
           <w:szCs w:val="24"/>
@@ -91,7 +80,6 @@
       </w:r>
       <w:r>
         <w:rPr>
-          <w:rFonts w:ascii="Aptos" w:hAnsi="Aptos" w:cs="Aptos" w:eastAsia="Aptos"/>
           <w:color w:val="000000"/>
           <w:sz w:val="24"/>
           <w:szCs w:val="24"/>
@@ -100,7 +88,6 @@
       </w:r>
       <w:r>
         <w:rPr>
-          <w:rFonts w:ascii="Aptos" w:hAnsi="Aptos" w:cs="Aptos" w:eastAsia="Aptos"/>
           <w:color w:val="000000"/>
           <w:sz w:val="24"/>
           <w:szCs w:val="24"/>
@@ -109,7 +96,6 @@
       </w:r>
       <w:r>
         <w:rPr>
-          <w:rFonts w:ascii="Aptos" w:hAnsi="Aptos" w:cs="Aptos" w:eastAsia="Aptos"/>
           <w:color w:val="000000"/>
           <w:sz w:val="24"/>
           <w:szCs w:val="24"/>
@@ -118,7 +104,6 @@
       </w:r>
       <w:r>
         <w:rPr>
-          <w:rFonts w:ascii="Aptos" w:hAnsi="Aptos" w:cs="Aptos" w:eastAsia="Aptos"/>
           <w:color w:val="000000"/>
           <w:sz w:val="24"/>
           <w:szCs w:val="24"/>
@@ -127,7 +112,6 @@
       </w:r>
       <w:r>
         <w:rPr>
-          <w:rFonts w:ascii="Aptos" w:hAnsi="Aptos" w:cs="Aptos" w:eastAsia="Aptos"/>
           <w:color w:val="000000"/>
           <w:sz w:val="24"/>
           <w:szCs w:val="24"/>
@@ -136,7 +120,6 @@
       </w:r>
       <w:r>
         <w:rPr>
-          <w:rFonts w:ascii="Aptos" w:hAnsi="Aptos" w:cs="Aptos" w:eastAsia="Aptos"/>
           <w:color w:val="000000"/>
           <w:sz w:val="24"/>
           <w:szCs w:val="24"/>
@@ -145,7 +128,6 @@
       </w:r>
       <w:r>
         <w:rPr>
-          <w:rFonts w:ascii="Aptos" w:hAnsi="Aptos" w:cs="Aptos" w:eastAsia="Aptos"/>
           <w:color w:val="000000"/>
           <w:sz w:val="24"/>
           <w:szCs w:val="24"/>
@@ -154,7 +136,6 @@
       </w:r>
       <w:r>
         <w:rPr>
-          <w:rFonts w:ascii="Aptos" w:hAnsi="Aptos" w:cs="Aptos" w:eastAsia="Aptos"/>
           <w:color w:val="000000"/>
           <w:sz w:val="24"/>
           <w:szCs w:val="24"/>
@@ -163,7 +144,6 @@
       </w:r>
       <w:r>
         <w:rPr>
-          <w:rFonts w:ascii="Aptos" w:hAnsi="Aptos" w:cs="Aptos" w:eastAsia="Aptos"/>
           <w:color w:val="000000"/>
           <w:sz w:val="24"/>
           <w:szCs w:val="24"/>
@@ -172,7 +152,6 @@
       </w:r>
       <w:r>
         <w:rPr>
-          <w:rFonts w:ascii="Aptos" w:hAnsi="Aptos" w:cs="Aptos" w:eastAsia="Aptos"/>
           <w:color w:val="000000"/>
           <w:sz w:val="24"/>
           <w:szCs w:val="24"/>
@@ -181,7 +160,6 @@
       </w:r>
       <w:r>
         <w:rPr>
-          <w:rFonts w:ascii="Aptos" w:hAnsi="Aptos" w:cs="Aptos" w:eastAsia="Aptos"/>
           <w:color w:val="000000"/>
           <w:sz w:val="24"/>
           <w:szCs w:val="24"/>
@@ -190,7 +168,6 @@
       </w:r>
       <w:r>
         <w:rPr>
-          <w:rFonts w:ascii="Aptos" w:hAnsi="Aptos" w:cs="Aptos" w:eastAsia="Aptos"/>
           <w:color w:val="000000"/>
           <w:sz w:val="24"/>
           <w:szCs w:val="24"/>
@@ -203,6 +180,8 @@
         <w:spacing w:after="0" w:line="480" w:lineRule="auto"/>
         <w:rPr>
           <w:rFonts w:ascii="Times New Roman" w:hAnsi="Times New Roman" w:cs="Times New Roman"/>
+          <w:b/>
+          <w:bCs/>
           <w:color w:val="000000"/>
           <w:sz w:val="24"/>
           <w:szCs w:val="24"/>
@@ -210,7 +189,8 @@
       </w:pPr>
       <w:r>
         <w:rPr>
-          <w:rFonts w:ascii="Aptos" w:hAnsi="Aptos" w:cs="Aptos" w:eastAsia="Aptos"/>
+          <w:b/>
+          <w:bCs/>
           <w:color w:val="000000"/>
           <w:sz w:val="24"/>
           <w:szCs w:val="24"/>
@@ -230,7 +210,6 @@
       </w:pPr>
       <w:r>
         <w:rPr>
-          <w:rFonts w:ascii="Aptos" w:hAnsi="Aptos" w:cs="Aptos" w:eastAsia="Aptos"/>
           <w:color w:val="000000"/>
           <w:sz w:val="24"/>
           <w:szCs w:val="24"/>
@@ -239,7 +218,6 @@
       </w:r>
       <w:r>
         <w:rPr>
-          <w:rFonts w:ascii="Aptos" w:hAnsi="Aptos" w:cs="Aptos" w:eastAsia="Aptos"/>
           <w:color w:val="000000"/>
           <w:sz w:val="24"/>
           <w:szCs w:val="24"/>
@@ -248,7 +226,6 @@
       </w:r>
       <w:r>
         <w:rPr>
-          <w:rFonts w:ascii="Aptos" w:hAnsi="Aptos" w:cs="Aptos" w:eastAsia="Aptos"/>
           <w:color w:val="000000"/>
           <w:sz w:val="24"/>
           <w:szCs w:val="24"/>
@@ -273,7 +250,6 @@
       </w:pPr>
       <w:r>
         <w:rPr>
-          <w:rFonts w:ascii="Aptos" w:hAnsi="Aptos" w:cs="Aptos" w:eastAsia="Aptos"/>
           <w:color w:val="000000"/>
           <w:sz w:val="24"/>
           <w:szCs w:val="24"/>
@@ -298,7 +274,6 @@
       </w:pPr>
       <w:r>
         <w:rPr>
-          <w:rFonts w:ascii="Aptos" w:hAnsi="Aptos" w:cs="Aptos" w:eastAsia="Aptos"/>
           <w:color w:val="000000"/>
           <w:sz w:val="24"/>
           <w:szCs w:val="24"/>
@@ -323,7 +298,6 @@
       </w:pPr>
       <w:r>
         <w:rPr>
-          <w:rFonts w:ascii="Aptos" w:hAnsi="Aptos" w:cs="Aptos" w:eastAsia="Aptos"/>
           <w:color w:val="000000"/>
           <w:sz w:val="24"/>
           <w:szCs w:val="24"/>
@@ -348,7 +322,6 @@
       </w:pPr>
       <w:r>
         <w:rPr>
-          <w:rFonts w:ascii="Aptos" w:hAnsi="Aptos" w:cs="Aptos" w:eastAsia="Aptos"/>
           <w:color w:val="000000"/>
           <w:sz w:val="24"/>
           <w:szCs w:val="24"/>
@@ -361,22 +334,16 @@
         <w:spacing w:after="0" w:line="480" w:lineRule="auto"/>
         <w:rPr>
           <w:rFonts w:ascii="Times New Roman" w:hAnsi="Times New Roman" w:cs="Times New Roman"/>
+          <w:b/>
+          <w:bCs/>
           <w:color w:val="000000"/>
           <w:sz w:val="24"/>
         </w:rPr>
       </w:pPr>
       <w:r>
         <w:rPr>
-          <w:rFonts w:ascii="Aptos" w:hAnsi="Aptos" w:cs="Aptos" w:eastAsia="Aptos"/>
-          <w:color w:val="000000"/>
-          <w:sz w:val="24"/>
-          <w:szCs w:val="24"/>
-        </w:rPr>
-        <w:t/>
-      </w:r>
-      <w:r>
-        <w:rPr>
-          <w:rFonts w:ascii="Aptos" w:hAnsi="Aptos" w:cs="Aptos" w:eastAsia="Aptos"/>
+          <w:b/>
+          <w:bCs/>
           <w:color w:val="000000"/>
           <w:sz w:val="24"/>
           <w:szCs w:val="24"/>
@@ -401,7 +368,6 @@
       </w:pPr>
       <w:r>
         <w:rPr>
-          <w:rFonts w:ascii="Aptos" w:hAnsi="Aptos" w:cs="Aptos" w:eastAsia="Aptos"/>
           <w:color w:val="000000"/>
           <w:sz w:val="24"/>
           <w:szCs w:val="24"/>
@@ -411,7 +377,6 @@
       <w:bookmarkStart w:id="0" w:name="_Hlk221097508"/>
       <w:r>
         <w:rPr>
-          <w:rFonts w:ascii="Aptos" w:hAnsi="Aptos" w:cs="Aptos" w:eastAsia="Aptos"/>
           <w:color w:val="000000"/>
           <w:sz w:val="24"/>
           <w:szCs w:val="24"/>
@@ -420,7 +385,6 @@
       </w:r>
       <w:r>
         <w:rPr>
-          <w:rFonts w:ascii="Aptos" w:hAnsi="Aptos" w:cs="Aptos" w:eastAsia="Aptos"/>
           <w:color w:val="000000"/>
           <w:sz w:val="24"/>
           <w:szCs w:val="24"/>
@@ -430,7 +394,6 @@
       <w:bookmarkEnd w:id="0"/>
       <w:r>
         <w:rPr>
-          <w:rFonts w:ascii="Aptos" w:hAnsi="Aptos" w:cs="Aptos" w:eastAsia="Aptos"/>
           <w:color w:val="000000"/>
           <w:sz w:val="24"/>
           <w:szCs w:val="24"/>
@@ -456,7 +419,6 @@
       </w:pPr>
       <w:r>
         <w:rPr>
-          <w:rFonts w:ascii="Aptos" w:hAnsi="Aptos" w:cs="Aptos" w:eastAsia="Aptos"/>
           <w:color w:val="000000"/>
           <w:sz w:val="24"/>
           <w:szCs w:val="24"/>
@@ -465,7 +427,6 @@
       </w:r>
       <w:r>
         <w:rPr>
-          <w:rFonts w:ascii="Aptos" w:hAnsi="Aptos" w:cs="Aptos" w:eastAsia="Aptos"/>
           <w:color w:val="000000"/>
           <w:sz w:val="24"/>
           <w:szCs w:val="24"/>
@@ -474,7 +435,6 @@
       </w:r>
       <w:r>
         <w:rPr>
-          <w:rFonts w:ascii="Aptos" w:hAnsi="Aptos" w:cs="Aptos" w:eastAsia="Aptos"/>
           <w:color w:val="000000"/>
           <w:sz w:val="24"/>
           <w:szCs w:val="24"/>
@@ -483,7 +443,6 @@
       </w:r>
       <w:r>
         <w:rPr>
-          <w:rFonts w:ascii="Aptos" w:hAnsi="Aptos" w:cs="Aptos" w:eastAsia="Aptos"/>
           <w:color w:val="000000"/>
           <w:sz w:val="24"/>
           <w:szCs w:val="24"/>
@@ -495,7 +454,6 @@
       <w:pPr>
         <w:spacing w:after="0" w:line="480" w:lineRule="auto"/>
         <w:rPr>
-          <w:rFonts w:ascii="Times New Roman" w:hAnsi="Times New Roman" w:cs="Times New Roman"/>
           <w:color w:val="000000"/>
           <w:sz w:val="24"/>
           <w:szCs w:val="24"/>
@@ -503,7 +461,6 @@
       </w:pPr>
       <w:r>
         <w:rPr>
-          <w:rFonts w:ascii="Aptos" w:hAnsi="Aptos" w:cs="Aptos" w:eastAsia="Aptos"/>
           <w:b/>
           <w:bCs/>
           <w:color w:val="0A2F41" w:themeColor="accent1" w:themeShade="80"/>
@@ -514,7 +471,6 @@
       </w:r>
       <w:r>
         <w:rPr>
-          <w:rFonts w:ascii="Aptos" w:hAnsi="Aptos" w:cs="Aptos" w:eastAsia="Aptos"/>
           <w:color w:val="000000"/>
           <w:sz w:val="24"/>
           <w:szCs w:val="24"/>
@@ -523,7 +479,6 @@
       </w:r>
       <w:r>
         <w:rPr>
-          <w:rFonts w:ascii="Aptos" w:hAnsi="Aptos" w:cs="Aptos" w:eastAsia="Aptos"/>
           <w:color w:val="000000"/>
           <w:sz w:val="24"/>
           <w:szCs w:val="24"/>
@@ -532,7 +487,6 @@
       </w:r>
       <w:r>
         <w:rPr>
-          <w:rFonts w:ascii="Aptos" w:hAnsi="Aptos" w:cs="Aptos" w:eastAsia="Aptos"/>
           <w:color w:val="000000"/>
           <w:sz w:val="24"/>
           <w:szCs w:val="24"/>
@@ -546,13 +500,74 @@
         <w:rPr>
           <w:rFonts w:ascii="Times New Roman" w:hAnsi="Times New Roman" w:cs="Times New Roman"/>
           <w:color w:val="000000"/>
+          <w:sz w:val="24"/>
+          <w:szCs w:val="24"/>
+        </w:rPr>
+      </w:pPr>
+      <w:r>
+        <w:rPr>
+          <w:rFonts w:ascii="Times New Roman" w:hAnsi="Times New Roman" w:cs="Times New Roman"/>
+          <w:noProof/>
+          <w:color w:val="000000"/>
+          <w:sz w:val="24"/>
+          <w:szCs w:val="24"/>
+        </w:rPr>
+        <w:lastRenderedPageBreak/>
+        <w:drawing>
+          <wp:inline distT="0" distB="0" distL="0" distR="0" wp14:anchorId="72882E83" wp14:editId="33281FD9">
+            <wp:extent cx="3200400" cy="2129497"/>
+            <wp:effectExtent l="0" t="0" r="0" b="4445"/>
+            <wp:docPr id="1931514617" name="Picture 1"/>
+            <wp:cNvGraphicFramePr>
+              <a:graphicFrameLocks xmlns:a="http://schemas.openxmlformats.org/drawingml/2006/main" noChangeAspect="1"/>
+            </wp:cNvGraphicFramePr>
+            <a:graphic xmlns:a="http://schemas.openxmlformats.org/drawingml/2006/main">
+              <a:graphicData uri="http://schemas.openxmlformats.org/drawingml/2006/picture">
+                <pic:pic xmlns:pic="http://schemas.openxmlformats.org/drawingml/2006/picture">
+                  <pic:nvPicPr>
+                    <pic:cNvPr id="1931514617" name="Picture 1931514617"/>
+                    <pic:cNvPicPr/>
+                  </pic:nvPicPr>
+                  <pic:blipFill>
+                    <a:blip r:embed="rId7" cstate="print">
+                      <a:extLst>
+                        <a:ext uri="{28A0092B-C50C-407E-A947-70E740481C1C}">
+                          <a14:useLocalDpi xmlns:a14="http://schemas.microsoft.com/office/drawing/2010/main" val="0"/>
+                        </a:ext>
+                      </a:extLst>
+                    </a:blip>
+                    <a:stretch>
+                      <a:fillRect/>
+                    </a:stretch>
+                  </pic:blipFill>
+                  <pic:spPr>
+                    <a:xfrm>
+                      <a:off x="0" y="0"/>
+                      <a:ext cx="3205897" cy="2133155"/>
+                    </a:xfrm>
+                    <a:prstGeom prst="rect">
+                      <a:avLst/>
+                    </a:prstGeom>
+                  </pic:spPr>
+                </pic:pic>
+              </a:graphicData>
+            </a:graphic>
+          </wp:inline>
+        </w:drawing>
+      </w:r>
+    </w:p>
+    <w:p>
+      <w:pPr>
+        <w:spacing w:after="0" w:line="480" w:lineRule="auto"/>
+        <w:rPr>
+          <w:rFonts w:ascii="Times New Roman" w:hAnsi="Times New Roman" w:cs="Times New Roman"/>
+          <w:color w:val="000000"/>
           <w:sz w:val="20"/>
           <w:szCs w:val="20"/>
         </w:rPr>
       </w:pPr>
       <w:r>
         <w:rPr>
-          <w:rFonts w:ascii="Aptos" w:hAnsi="Aptos" w:cs="Aptos" w:eastAsia="Aptos"/>
           <w:color w:val="000000"/>
           <w:sz w:val="20"/>
           <w:szCs w:val="20"/>
@@ -561,7 +576,7 @@
       </w:r>
     </w:p>
     <w:sectPr>
-      <w:footerReference w:type="default" r:id="rId9"/>
+      <w:footerReference w:type="default" r:id="rId8"/>
       <w:pgSz w:w="12240" w:h="15840"/>
       <w:pgMar w:top="1440" w:right="1440" w:bottom="1440" w:left="1440" w:header="706" w:footer="706" w:gutter="0"/>
       <w:cols w:space="720"/>
@@ -572,7 +587,7 @@
 </file>
 
 <file path=word/endnotes.xml><?xml version="1.0" encoding="utf-8"?>
-<w:endnotes xmlns:wpc="http://schemas.microsoft.com/office/word/2010/wordprocessingCanvas" xmlns:cx="http://schemas.microsoft.com/office/drawing/2014/chartex" xmlns:cx1="http://schemas.microsoft.com/office/drawing/2015/9/8/chartex" xmlns:cx2="http://schemas.microsoft.com/office/drawing/2015/10/21/chartex" xmlns:cx3="http://schemas.microsoft.com/office/drawing/2016/5/9/chartex" xmlns:cx4="http://schemas.microsoft.com/office/drawing/2016/5/10/chartex" xmlns:cx5="http://schemas.microsoft.com/office/drawing/2016/5/11/chartex" xmlns:cx6="http://schemas.microsoft.com/office/drawing/2016/5/12/chartex" xmlns:cx7="http://schemas.microsoft.com/office/drawing/2016/5/13/chartex" xmlns:cx8="http://schemas.microsoft.com/office/drawing/2016/5/14/chartex" xmlns:mc="http://schemas.openxmlformats.org/markup-compatibility/2006" xmlns:aink="http://schemas.microsoft.com/office/drawing/2016/ink" xmlns:am3d="http://schemas.microsoft.com/office/drawing/2017/model3d" xmlns:o="urn:schemas-microsoft-com:office:office" xmlns:oel="http://schemas.microsoft.com/office/2019/extlst" xmlns:r="http://schemas.openxmlformats.org/officeDocument/2006/relationships" xmlns:m="http://schemas.openxmlformats.org/officeDocument/2006/math" xmlns:v="urn:schemas-microsoft-com:vml" xmlns:wp14="http://schemas.microsoft.com/office/word/2010/wordprocessingDrawing" xmlns:wp="http://schemas.openxmlformats.org/drawingml/2006/wordprocessingDrawing" xmlns:w10="urn:schemas-microsoft-com:office:word" xmlns:w="http://schemas.openxmlformats.org/wordprocessingml/2006/main" xmlns:w14="http://schemas.microsoft.com/office/word/2010/wordml" xmlns:w15="http://schemas.microsoft.com/office/word/2012/wordml" xmlns:w16cei="http://schemas.microsoft.com/office/word/2026/wordml/cei" xmlns:w16cex="http://schemas.microsoft.com/office/word/2018/wordml/cex" xmlns:w16cid="http://schemas.microsoft.com/office/word/2016/wordml/cid" xmlns:w16="http://schemas.microsoft.com/office/word/2018/wordml" xmlns:w16du="http://schemas.microsoft.com/office/word/2023/wordml/word16du" xmlns:w16sdtdh="http://schemas.microsoft.com/office/word/2020/wordml/sdtdatahash" xmlns:w16sdtfl="http://schemas.microsoft.com/office/word/2024/wordml/sdtformatlock" xmlns:w16se="http://schemas.microsoft.com/office/word/2015/wordml/symex" xmlns:wpg="http://schemas.microsoft.com/office/word/2010/wordprocessingGroup" xmlns:wpi="http://schemas.microsoft.com/office/word/2010/wordprocessingInk" xmlns:wne="http://schemas.microsoft.com/office/word/2006/wordml" xmlns:wps="http://schemas.microsoft.com/office/word/2010/wordprocessingShape" mc:Ignorable="w14 w15 w16se w16cid w16 w16cex w16sdtdh w16sdtfl w16du wp14">
+<w:endnotes xmlns:wpc="http://schemas.microsoft.com/office/word/2010/wordprocessingCanvas" xmlns:cx="http://schemas.microsoft.com/office/drawing/2014/chartex" xmlns:cx1="http://schemas.microsoft.com/office/drawing/2015/9/8/chartex" xmlns:cx2="http://schemas.microsoft.com/office/drawing/2015/10/21/chartex" xmlns:cx3="http://schemas.microsoft.com/office/drawing/2016/5/9/chartex" xmlns:cx4="http://schemas.microsoft.com/office/drawing/2016/5/10/chartex" xmlns:cx5="http://schemas.microsoft.com/office/drawing/2016/5/11/chartex" xmlns:cx6="http://schemas.microsoft.com/office/drawing/2016/5/12/chartex" xmlns:cx7="http://schemas.microsoft.com/office/drawing/2016/5/13/chartex" xmlns:cx8="http://schemas.microsoft.com/office/drawing/2016/5/14/chartex" xmlns:mc="http://schemas.openxmlformats.org/markup-compatibility/2006" xmlns:aink="http://schemas.microsoft.com/office/drawing/2016/ink" xmlns:am3d="http://schemas.microsoft.com/office/drawing/2017/model3d" xmlns:o="urn:schemas-microsoft-com:office:office" xmlns:oel="http://schemas.microsoft.com/office/2019/extlst" xmlns:r="http://schemas.openxmlformats.org/officeDocument/2006/relationships" xmlns:m="http://schemas.openxmlformats.org/officeDocument/2006/math" xmlns:v="urn:schemas-microsoft-com:vml" xmlns:wp14="http://schemas.microsoft.com/office/word/2010/wordprocessingDrawing" xmlns:wp="http://schemas.openxmlformats.org/drawingml/2006/wordprocessingDrawing" xmlns:w10="urn:schemas-microsoft-com:office:word" xmlns:w="http://schemas.openxmlformats.org/wordprocessingml/2006/main" xmlns:w14="http://schemas.microsoft.com/office/word/2010/wordml" xmlns:w15="http://schemas.microsoft.com/office/word/2012/wordml" xmlns:w16cex="http://schemas.microsoft.com/office/word/2018/wordml/cex" xmlns:w16cid="http://schemas.microsoft.com/office/word/2016/wordml/cid" xmlns:w16="http://schemas.microsoft.com/office/word/2018/wordml" xmlns:w16du="http://schemas.microsoft.com/office/word/2023/wordml/word16du" xmlns:w16sdtdh="http://schemas.microsoft.com/office/word/2020/wordml/sdtdatahash" xmlns:w16sdtfl="http://schemas.microsoft.com/office/word/2024/wordml/sdtformatlock" xmlns:w16se="http://schemas.microsoft.com/office/word/2015/wordml/symex" xmlns:wpg="http://schemas.microsoft.com/office/word/2010/wordprocessingGroup" xmlns:wpi="http://schemas.microsoft.com/office/word/2010/wordprocessingInk" xmlns:wne="http://schemas.microsoft.com/office/word/2006/wordml" xmlns:wps="http://schemas.microsoft.com/office/word/2010/wordprocessingShape" mc:Ignorable="w14 w15 w16se w16cid w16 w16cex w16sdtdh w16sdtfl w16du wp14">
   <w:endnote w:type="separator" w:id="-1">
     <w:p>
       <w:pPr>
@@ -597,22 +612,19 @@
 </file>
 
 <file path=word/footer1.xml><?xml version="1.0" encoding="utf-8"?>
-<w:ftr xmlns:m="http://schemas.openxmlformats.org/officeDocument/2006/math" xmlns:mc="http://schemas.openxmlformats.org/markup-compatibility/2006" xmlns:mo="http://schemas.microsoft.com/office/mac/office/2008/main" xmlns:mv="urn:schemas-microsoft-com:mac:vml" xmlns:o="urn:schemas-microsoft-com:office:office" xmlns:r="http://schemas.openxmlformats.org/officeDocument/2006/relationships" xmlns:v="urn:schemas-microsoft-com:vml" xmlns:w10="urn:schemas-microsoft-com:office:word" xmlns:w14="http://schemas.microsoft.com/office/word/2010/wordml" xmlns:w="http://schemas.openxmlformats.org/wordprocessingml/2006/main" xmlns:wne="http://schemas.microsoft.com/office/word/2006/wordml" xmlns:wp14="http://schemas.microsoft.com/office/word/2010/wordprocessingDrawing" xmlns:wp="http://schemas.openxmlformats.org/drawingml/2006/wordprocessingDrawing" xmlns:wpc="http://schemas.microsoft.com/office/word/2010/wordprocessingCanvas" xmlns:wpg="http://schemas.microsoft.com/office/word/2010/wordprocessingGroup" xmlns:wpi="http://schemas.microsoft.com/office/word/2010/wordprocessingInk" xmlns:wps="http://schemas.microsoft.com/office/word/2010/wordprocessingShape" mc:Ignorable="w14 wp14">
+<w:ftr xmlns:wpc="http://schemas.microsoft.com/office/word/2010/wordprocessingCanvas" xmlns:cx="http://schemas.microsoft.com/office/drawing/2014/chartex" xmlns:cx1="http://schemas.microsoft.com/office/drawing/2015/9/8/chartex" xmlns:cx2="http://schemas.microsoft.com/office/drawing/2015/10/21/chartex" xmlns:cx3="http://schemas.microsoft.com/office/drawing/2016/5/9/chartex" xmlns:cx4="http://schemas.microsoft.com/office/drawing/2016/5/10/chartex" xmlns:cx5="http://schemas.microsoft.com/office/drawing/2016/5/11/chartex" xmlns:cx6="http://schemas.microsoft.com/office/drawing/2016/5/12/chartex" xmlns:cx7="http://schemas.microsoft.com/office/drawing/2016/5/13/chartex" xmlns:cx8="http://schemas.microsoft.com/office/drawing/2016/5/14/chartex" xmlns:mc="http://schemas.openxmlformats.org/markup-compatibility/2006" xmlns:aink="http://schemas.microsoft.com/office/drawing/2016/ink" xmlns:am3d="http://schemas.microsoft.com/office/drawing/2017/model3d" xmlns:o="urn:schemas-microsoft-com:office:office" xmlns:oel="http://schemas.microsoft.com/office/2019/extlst" xmlns:r="http://schemas.openxmlformats.org/officeDocument/2006/relationships" xmlns:m="http://schemas.openxmlformats.org/officeDocument/2006/math" xmlns:v="urn:schemas-microsoft-com:vml" xmlns:wp14="http://schemas.microsoft.com/office/word/2010/wordprocessingDrawing" xmlns:wp="http://schemas.openxmlformats.org/drawingml/2006/wordprocessingDrawing" xmlns:w10="urn:schemas-microsoft-com:office:word" xmlns:w="http://schemas.openxmlformats.org/wordprocessingml/2006/main" xmlns:w14="http://schemas.microsoft.com/office/word/2010/wordml" xmlns:w15="http://schemas.microsoft.com/office/word/2012/wordml" xmlns:w16cex="http://schemas.microsoft.com/office/word/2018/wordml/cex" xmlns:w16cid="http://schemas.microsoft.com/office/word/2016/wordml/cid" xmlns:w16="http://schemas.microsoft.com/office/word/2018/wordml" xmlns:w16du="http://schemas.microsoft.com/office/word/2023/wordml/word16du" xmlns:w16sdtdh="http://schemas.microsoft.com/office/word/2020/wordml/sdtdatahash" xmlns:w16sdtfl="http://schemas.microsoft.com/office/word/2024/wordml/sdtformatlock" xmlns:w16se="http://schemas.microsoft.com/office/word/2015/wordml/symex" xmlns:wpg="http://schemas.microsoft.com/office/word/2010/wordprocessingGroup" xmlns:wpi="http://schemas.microsoft.com/office/word/2010/wordprocessingInk" xmlns:wne="http://schemas.microsoft.com/office/word/2006/wordml" xmlns:wps="http://schemas.microsoft.com/office/word/2010/wordprocessingShape" mc:Ignorable="w14 w15 w16se w16cid w16 w16cex w16sdtdh w16sdtfl w16du wp14">
   <w:p>
     <w:pPr>
-      <w:spacing w:line="240" w:lineRule="auto" w:before="0" w:after="0"/>
-      <w:jc w:val="left"/>
+      <w:spacing w:after="0" w:line="240" w:lineRule="auto"/>
     </w:pPr>
     <w:r>
       <w:rPr>
-        <w:rFonts w:ascii="Aptos" w:hAnsi="Aptos" w:eastAsia="Aptos" w:cs="Aptos"/>
         <w:sz w:val="18"/>
       </w:rPr>
       <w:t xml:space="preserve">From J.M. Larson and H.L. Stedge, </w:t>
     </w:r>
     <w:r>
       <w:rPr>
-        <w:rFonts w:ascii="Aptos" w:hAnsi="Aptos" w:eastAsia="Aptos" w:cs="Aptos"/>
         <w:i/>
         <w:sz w:val="18"/>
       </w:rPr>
@@ -620,7 +632,6 @@
     </w:r>
     <w:r>
       <w:rPr>
-        <w:rFonts w:ascii="Aptos" w:hAnsi="Aptos" w:eastAsia="Aptos" w:cs="Aptos"/>
         <w:sz w:val="18"/>
       </w:rPr>
       <w:t xml:space="preserve"> (Human Kinetics, 2027).</w:t>
@@ -630,7 +641,7 @@
 </file>
 
 <file path=word/footnotes.xml><?xml version="1.0" encoding="utf-8"?>
-<w:footnotes xmlns:wpc="http://schemas.microsoft.com/office/word/2010/wordprocessingCanvas" xmlns:cx="http://schemas.microsoft.com/office/drawing/2014/chartex" xmlns:cx1="http://schemas.microsoft.com/office/drawing/2015/9/8/chartex" xmlns:cx2="http://schemas.microsoft.com/office/drawing/2015/10/21/chartex" xmlns:cx3="http://schemas.microsoft.com/office/drawing/2016/5/9/chartex" xmlns:cx4="http://schemas.microsoft.com/office/drawing/2016/5/10/chartex" xmlns:cx5="http://schemas.microsoft.com/office/drawing/2016/5/11/chartex" xmlns:cx6="http://schemas.microsoft.com/office/drawing/2016/5/12/chartex" xmlns:cx7="http://schemas.microsoft.com/office/drawing/2016/5/13/chartex" xmlns:cx8="http://schemas.microsoft.com/office/drawing/2016/5/14/chartex" xmlns:mc="http://schemas.openxmlformats.org/markup-compatibility/2006" xmlns:aink="http://schemas.microsoft.com/office/drawing/2016/ink" xmlns:am3d="http://schemas.microsoft.com/office/drawing/2017/model3d" xmlns:o="urn:schemas-microsoft-com:office:office" xmlns:oel="http://schemas.microsoft.com/office/2019/extlst" xmlns:r="http://schemas.openxmlformats.org/officeDocument/2006/relationships" xmlns:m="http://schemas.openxmlformats.org/officeDocument/2006/math" xmlns:v="urn:schemas-microsoft-com:vml" xmlns:wp14="http://schemas.microsoft.com/office/word/2010/wordprocessingDrawing" xmlns:wp="http://schemas.openxmlformats.org/drawingml/2006/wordprocessingDrawing" xmlns:w10="urn:schemas-microsoft-com:office:word" xmlns:w="http://schemas.openxmlformats.org/wordprocessingml/2006/main" xmlns:w14="http://schemas.microsoft.com/office/word/2010/wordml" xmlns:w15="http://schemas.microsoft.com/office/word/2012/wordml" xmlns:w16cei="http://schemas.microsoft.com/office/word/2026/wordml/cei" xmlns:w16cex="http://schemas.microsoft.com/office/word/2018/wordml/cex" xmlns:w16cid="http://schemas.microsoft.com/office/word/2016/wordml/cid" xmlns:w16="http://schemas.microsoft.com/office/word/2018/wordml" xmlns:w16du="http://schemas.microsoft.com/office/word/2023/wordml/word16du" xmlns:w16sdtdh="http://schemas.microsoft.com/office/word/2020/wordml/sdtdatahash" xmlns:w16sdtfl="http://schemas.microsoft.com/office/word/2024/wordml/sdtformatlock" xmlns:w16se="http://schemas.microsoft.com/office/word/2015/wordml/symex" xmlns:wpg="http://schemas.microsoft.com/office/word/2010/wordprocessingGroup" xmlns:wpi="http://schemas.microsoft.com/office/word/2010/wordprocessingInk" xmlns:wne="http://schemas.microsoft.com/office/word/2006/wordml" xmlns:wps="http://schemas.microsoft.com/office/word/2010/wordprocessingShape" mc:Ignorable="w14 w15 w16se w16cid w16 w16cex w16sdtdh w16sdtfl w16du wp14">
+<w:footnotes xmlns:wpc="http://schemas.microsoft.com/office/word/2010/wordprocessingCanvas" xmlns:cx="http://schemas.microsoft.com/office/drawing/2014/chartex" xmlns:cx1="http://schemas.microsoft.com/office/drawing/2015/9/8/chartex" xmlns:cx2="http://schemas.microsoft.com/office/drawing/2015/10/21/chartex" xmlns:cx3="http://schemas.microsoft.com/office/drawing/2016/5/9/chartex" xmlns:cx4="http://schemas.microsoft.com/office/drawing/2016/5/10/chartex" xmlns:cx5="http://schemas.microsoft.com/office/drawing/2016/5/11/chartex" xmlns:cx6="http://schemas.microsoft.com/office/drawing/2016/5/12/chartex" xmlns:cx7="http://schemas.microsoft.com/office/drawing/2016/5/13/chartex" xmlns:cx8="http://schemas.microsoft.com/office/drawing/2016/5/14/chartex" xmlns:mc="http://schemas.openxmlformats.org/markup-compatibility/2006" xmlns:aink="http://schemas.microsoft.com/office/drawing/2016/ink" xmlns:am3d="http://schemas.microsoft.com/office/drawing/2017/model3d" xmlns:o="urn:schemas-microsoft-com:office:office" xmlns:oel="http://schemas.microsoft.com/office/2019/extlst" xmlns:r="http://schemas.openxmlformats.org/officeDocument/2006/relationships" xmlns:m="http://schemas.openxmlformats.org/officeDocument/2006/math" xmlns:v="urn:schemas-microsoft-com:vml" xmlns:wp14="http://schemas.microsoft.com/office/word/2010/wordprocessingDrawing" xmlns:wp="http://schemas.openxmlformats.org/drawingml/2006/wordprocessingDrawing" xmlns:w10="urn:schemas-microsoft-com:office:word" xmlns:w="http://schemas.openxmlformats.org/wordprocessingml/2006/main" xmlns:w14="http://schemas.microsoft.com/office/word/2010/wordml" xmlns:w15="http://schemas.microsoft.com/office/word/2012/wordml" xmlns:w16cex="http://schemas.microsoft.com/office/word/2018/wordml/cex" xmlns:w16cid="http://schemas.microsoft.com/office/word/2016/wordml/cid" xmlns:w16="http://schemas.microsoft.com/office/word/2018/wordml" xmlns:w16du="http://schemas.microsoft.com/office/word/2023/wordml/word16du" xmlns:w16sdtdh="http://schemas.microsoft.com/office/word/2020/wordml/sdtdatahash" xmlns:w16sdtfl="http://schemas.microsoft.com/office/word/2024/wordml/sdtformatlock" xmlns:w16se="http://schemas.microsoft.com/office/word/2015/wordml/symex" xmlns:wpg="http://schemas.microsoft.com/office/word/2010/wordprocessingGroup" xmlns:wpi="http://schemas.microsoft.com/office/word/2010/wordprocessingInk" xmlns:wne="http://schemas.microsoft.com/office/word/2006/wordml" xmlns:wps="http://schemas.microsoft.com/office/word/2010/wordprocessingShape" mc:Ignorable="w14 w15 w16se w16cid w16 w16cex w16sdtdh w16sdtfl w16du wp14">
   <w:footnote w:type="separator" w:id="-1">
     <w:p>
       <w:pPr>
@@ -655,7 +666,7 @@
 </file>
 
 <file path=word/numbering.xml><?xml version="1.0" encoding="utf-8"?>
-<w:numbering xmlns:wpc="http://schemas.microsoft.com/office/word/2010/wordprocessingCanvas" xmlns:cx="http://schemas.microsoft.com/office/drawing/2014/chartex" xmlns:cx1="http://schemas.microsoft.com/office/drawing/2015/9/8/chartex" xmlns:cx2="http://schemas.microsoft.com/office/drawing/2015/10/21/chartex" xmlns:cx3="http://schemas.microsoft.com/office/drawing/2016/5/9/chartex" xmlns:cx4="http://schemas.microsoft.com/office/drawing/2016/5/10/chartex" xmlns:cx5="http://schemas.microsoft.com/office/drawing/2016/5/11/chartex" xmlns:cx6="http://schemas.microsoft.com/office/drawing/2016/5/12/chartex" xmlns:cx7="http://schemas.microsoft.com/office/drawing/2016/5/13/chartex" xmlns:cx8="http://schemas.microsoft.com/office/drawing/2016/5/14/chartex" xmlns:mc="http://schemas.openxmlformats.org/markup-compatibility/2006" xmlns:aink="http://schemas.microsoft.com/office/drawing/2016/ink" xmlns:am3d="http://schemas.microsoft.com/office/drawing/2017/model3d" xmlns:o="urn:schemas-microsoft-com:office:office" xmlns:oel="http://schemas.microsoft.com/office/2019/extlst" xmlns:r="http://schemas.openxmlformats.org/officeDocument/2006/relationships" xmlns:m="http://schemas.openxmlformats.org/officeDocument/2006/math" xmlns:v="urn:schemas-microsoft-com:vml" xmlns:wp14="http://schemas.microsoft.com/office/word/2010/wordprocessingDrawing" xmlns:wp="http://schemas.openxmlformats.org/drawingml/2006/wordprocessingDrawing" xmlns:w10="urn:schemas-microsoft-com:office:word" xmlns:w="http://schemas.openxmlformats.org/wordprocessingml/2006/main" xmlns:w14="http://schemas.microsoft.com/office/word/2010/wordml" xmlns:w15="http://schemas.microsoft.com/office/word/2012/wordml" xmlns:w16cei="http://schemas.microsoft.com/office/word/2026/wordml/cei" xmlns:w16cex="http://schemas.microsoft.com/office/word/2018/wordml/cex" xmlns:w16cid="http://schemas.microsoft.com/office/word/2016/wordml/cid" xmlns:w16="http://schemas.microsoft.com/office/word/2018/wordml" xmlns:w16du="http://schemas.microsoft.com/office/word/2023/wordml/word16du" xmlns:w16sdtdh="http://schemas.microsoft.com/office/word/2020/wordml/sdtdatahash" xmlns:w16sdtfl="http://schemas.microsoft.com/office/word/2024/wordml/sdtformatlock" xmlns:w16se="http://schemas.microsoft.com/office/word/2015/wordml/symex" xmlns:wpg="http://schemas.microsoft.com/office/word/2010/wordprocessingGroup" xmlns:wpi="http://schemas.microsoft.com/office/word/2010/wordprocessingInk" xmlns:wne="http://schemas.microsoft.com/office/word/2006/wordml" xmlns:wps="http://schemas.microsoft.com/office/word/2010/wordprocessingShape" mc:Ignorable="w14 w15 w16se w16cid w16 w16cex w16sdtdh w16sdtfl w16du wp14">
+<w:numbering xmlns:wpc="http://schemas.microsoft.com/office/word/2010/wordprocessingCanvas" xmlns:cx="http://schemas.microsoft.com/office/drawing/2014/chartex" xmlns:cx1="http://schemas.microsoft.com/office/drawing/2015/9/8/chartex" xmlns:cx2="http://schemas.microsoft.com/office/drawing/2015/10/21/chartex" xmlns:cx3="http://schemas.microsoft.com/office/drawing/2016/5/9/chartex" xmlns:cx4="http://schemas.microsoft.com/office/drawing/2016/5/10/chartex" xmlns:cx5="http://schemas.microsoft.com/office/drawing/2016/5/11/chartex" xmlns:cx6="http://schemas.microsoft.com/office/drawing/2016/5/12/chartex" xmlns:cx7="http://schemas.microsoft.com/office/drawing/2016/5/13/chartex" xmlns:cx8="http://schemas.microsoft.com/office/drawing/2016/5/14/chartex" xmlns:mc="http://schemas.openxmlformats.org/markup-compatibility/2006" xmlns:aink="http://schemas.microsoft.com/office/drawing/2016/ink" xmlns:am3d="http://schemas.microsoft.com/office/drawing/2017/model3d" xmlns:o="urn:schemas-microsoft-com:office:office" xmlns:oel="http://schemas.microsoft.com/office/2019/extlst" xmlns:r="http://schemas.openxmlformats.org/officeDocument/2006/relationships" xmlns:m="http://schemas.openxmlformats.org/officeDocument/2006/math" xmlns:v="urn:schemas-microsoft-com:vml" xmlns:wp14="http://schemas.microsoft.com/office/word/2010/wordprocessingDrawing" xmlns:wp="http://schemas.openxmlformats.org/drawingml/2006/wordprocessingDrawing" xmlns:w10="urn:schemas-microsoft-com:office:word" xmlns:w="http://schemas.openxmlformats.org/wordprocessingml/2006/main" xmlns:w14="http://schemas.microsoft.com/office/word/2010/wordml" xmlns:w15="http://schemas.microsoft.com/office/word/2012/wordml" xmlns:w16cex="http://schemas.microsoft.com/office/word/2018/wordml/cex" xmlns:w16cid="http://schemas.microsoft.com/office/word/2016/wordml/cid" xmlns:w16="http://schemas.microsoft.com/office/word/2018/wordml" xmlns:w16du="http://schemas.microsoft.com/office/word/2023/wordml/word16du" xmlns:w16sdtdh="http://schemas.microsoft.com/office/word/2020/wordml/sdtdatahash" xmlns:w16sdtfl="http://schemas.microsoft.com/office/word/2024/wordml/sdtformatlock" xmlns:w16se="http://schemas.microsoft.com/office/word/2015/wordml/symex" xmlns:wpg="http://schemas.microsoft.com/office/word/2010/wordprocessingGroup" xmlns:wpi="http://schemas.microsoft.com/office/word/2010/wordprocessingInk" xmlns:wne="http://schemas.microsoft.com/office/word/2006/wordml" xmlns:wps="http://schemas.microsoft.com/office/word/2010/wordprocessingShape" mc:Ignorable="w14 w15 w16se w16cid w16 w16cex w16sdtdh w16sdtfl w16du wp14">
   <w:abstractNum w:abstractNumId="0" w15:restartNumberingAfterBreak="0">
     <w:nsid w:val="BF643283"/>
     <w:multiLevelType w:val="hybridMultilevel"/>
@@ -5664,7 +5675,7 @@
     <w:qFormat/>
     <w:rsid w:val="00CA3FF2"/>
     <w:rPr>
-      <w:rFonts w:ascii="Aptos" w:hAnsi="Aptos" w:eastAsia="Aptos" w:cs="Aptos"/>
+      <w:rFonts w:ascii="Aptos" w:eastAsia="Aptos" w:hAnsi="Aptos" w:cs="Aptos"/>
     </w:rPr>
   </w:style>
   <w:style w:type="paragraph" w:styleId="Heading1">
